--- a/Assignment 10/Pattern Matching.docx
+++ b/Assignment 10/Pattern Matching.docx
@@ -22,6 +22,24 @@
     </w:p>
     <w:p>
       <w:pPr>
+        <w:jc w:val="center"/>
+        <w:rPr>
+          <w:rFonts w:ascii="Times New Roman" w:hAnsi="Times New Roman" w:cs="Times New Roman"/>
+          <w:sz w:val="32"/>
+          <w:szCs w:val="32"/>
+        </w:rPr>
+      </w:pPr>
+      <w:r>
+        <w:rPr>
+          <w:rFonts w:ascii="Times New Roman" w:hAnsi="Times New Roman" w:cs="Times New Roman"/>
+          <w:sz w:val="32"/>
+          <w:szCs w:val="32"/>
+        </w:rPr>
+        <w:t>LO5</w:t>
+      </w:r>
+    </w:p>
+    <w:p>
+      <w:pPr>
         <w:jc w:val="right"/>
         <w:rPr>
           <w:rFonts w:ascii="Times New Roman" w:hAnsi="Times New Roman" w:cs="Times New Roman"/>
@@ -31,25 +49,7 @@
         <w:rPr>
           <w:rFonts w:ascii="Times New Roman" w:hAnsi="Times New Roman" w:cs="Times New Roman"/>
         </w:rPr>
-        <w:t>1</w:t>
-      </w:r>
-      <w:r>
-        <w:rPr>
-          <w:rFonts w:ascii="Times New Roman" w:hAnsi="Times New Roman" w:cs="Times New Roman"/>
-        </w:rPr>
-        <w:t>5</w:t>
-      </w:r>
-      <w:r>
-        <w:rPr>
-          <w:rFonts w:ascii="Times New Roman" w:hAnsi="Times New Roman" w:cs="Times New Roman"/>
-        </w:rPr>
-        <w:t>-</w:t>
-      </w:r>
-      <w:r>
-        <w:rPr>
-          <w:rFonts w:ascii="Times New Roman" w:hAnsi="Times New Roman" w:cs="Times New Roman"/>
-        </w:rPr>
-        <w:t>3</w:t>
+        <w:t>23-3</w:t>
       </w:r>
       <w:r>
         <w:rPr>
@@ -168,21 +168,7 @@
         <w:rPr>
           <w:rFonts w:ascii="Times New Roman" w:hAnsi="Times New Roman" w:cs="Times New Roman"/>
         </w:rPr>
-        <w:t xml:space="preserve">This Python program validates an email and password using regular expressions from the re module. The user is prompted to input an email and password, which are then checked against specific patterns. The email pattern ensures lowercase letters, digits, and valid symbols, followed by a proper domain format. The password pattern enforces security rules such as length between 8 to 12 characters, and inclusion of uppercase letters, lowercase letters, digits, and special characters. The </w:t>
-      </w:r>
-      <w:proofErr w:type="spellStart"/>
-      <w:r>
-        <w:rPr>
-          <w:rFonts w:ascii="Times New Roman" w:hAnsi="Times New Roman" w:cs="Times New Roman"/>
-        </w:rPr>
-        <w:t>re.match</w:t>
-      </w:r>
-      <w:proofErr w:type="spellEnd"/>
-      <w:r>
-        <w:rPr>
-          <w:rFonts w:ascii="Times New Roman" w:hAnsi="Times New Roman" w:cs="Times New Roman"/>
-        </w:rPr>
-        <w:t>() function is used to compare inputs with patterns. Based on validation results, appropriate messages are displayed, demonstrating input validation and basic security checks.</w:t>
+        <w:t>This Python program validates an email and password using regular expressions from the re module. The user is prompted to input an email and password, which are then checked against specific patterns. The email pattern ensures lowercase letters, digits, and valid symbols, followed by a proper domain format. The password pattern enforces security rules such as length between 8 to 12 characters, and inclusion of uppercase letters, lowercase letters, digits, and special characters. The re.match() function is used to compare inputs with patterns. Based on validation results, appropriate messages are displayed, demonstrating input validation and basic security checks.</w:t>
       </w:r>
     </w:p>
     <w:p/>
@@ -303,68 +289,24 @@
           <w:rFonts w:ascii="Times New Roman" w:hAnsi="Times New Roman" w:cs="Times New Roman"/>
         </w:rPr>
       </w:pPr>
-      <w:proofErr w:type="spellStart"/>
-      <w:r>
-        <w:rPr>
-          <w:rFonts w:ascii="Times New Roman" w:hAnsi="Times New Roman" w:cs="Times New Roman"/>
-        </w:rPr>
-        <w:t>email_pattern</w:t>
-      </w:r>
-      <w:proofErr w:type="spellEnd"/>
-      <w:r>
-        <w:rPr>
-          <w:rFonts w:ascii="Times New Roman" w:hAnsi="Times New Roman" w:cs="Times New Roman"/>
-        </w:rPr>
-        <w:t xml:space="preserve"> = r'^[a-z0-9._%+-]+@[a-z0-9.-]+\.[a-z]{2,}$'</w:t>
-      </w:r>
-    </w:p>
-    <w:p>
-      <w:pPr>
-        <w:rPr>
-          <w:rFonts w:ascii="Times New Roman" w:hAnsi="Times New Roman" w:cs="Times New Roman"/>
-        </w:rPr>
-      </w:pPr>
-      <w:proofErr w:type="spellStart"/>
-      <w:r>
-        <w:rPr>
-          <w:rFonts w:ascii="Times New Roman" w:hAnsi="Times New Roman" w:cs="Times New Roman"/>
-        </w:rPr>
-        <w:t>email_valid</w:t>
-      </w:r>
-      <w:proofErr w:type="spellEnd"/>
-      <w:r>
-        <w:rPr>
-          <w:rFonts w:ascii="Times New Roman" w:hAnsi="Times New Roman" w:cs="Times New Roman"/>
-        </w:rPr>
-        <w:t xml:space="preserve"> = </w:t>
-      </w:r>
-      <w:proofErr w:type="spellStart"/>
-      <w:r>
-        <w:rPr>
-          <w:rFonts w:ascii="Times New Roman" w:hAnsi="Times New Roman" w:cs="Times New Roman"/>
-        </w:rPr>
-        <w:t>re.match</w:t>
-      </w:r>
-      <w:proofErr w:type="spellEnd"/>
-      <w:r>
-        <w:rPr>
-          <w:rFonts w:ascii="Times New Roman" w:hAnsi="Times New Roman" w:cs="Times New Roman"/>
-        </w:rPr>
-        <w:t>(</w:t>
-      </w:r>
-      <w:proofErr w:type="spellStart"/>
-      <w:r>
-        <w:rPr>
-          <w:rFonts w:ascii="Times New Roman" w:hAnsi="Times New Roman" w:cs="Times New Roman"/>
-        </w:rPr>
-        <w:t>email_pattern</w:t>
-      </w:r>
-      <w:proofErr w:type="spellEnd"/>
-      <w:r>
-        <w:rPr>
-          <w:rFonts w:ascii="Times New Roman" w:hAnsi="Times New Roman" w:cs="Times New Roman"/>
-        </w:rPr>
-        <w:t>, email)</w:t>
+      <w:r>
+        <w:rPr>
+          <w:rFonts w:ascii="Times New Roman" w:hAnsi="Times New Roman" w:cs="Times New Roman"/>
+        </w:rPr>
+        <w:t>email_pattern = r'^[a-z0-9._%+-]+@[a-z0-9.-]+\.[a-z]{2,}$'</w:t>
+      </w:r>
+    </w:p>
+    <w:p>
+      <w:pPr>
+        <w:rPr>
+          <w:rFonts w:ascii="Times New Roman" w:hAnsi="Times New Roman" w:cs="Times New Roman"/>
+        </w:rPr>
+      </w:pPr>
+      <w:r>
+        <w:rPr>
+          <w:rFonts w:ascii="Times New Roman" w:hAnsi="Times New Roman" w:cs="Times New Roman"/>
+        </w:rPr>
+        <w:t>email_valid = re.match(email_pattern, email)</w:t>
       </w:r>
     </w:p>
     <w:p>
@@ -419,68 +361,24 @@
           <w:rFonts w:ascii="Times New Roman" w:hAnsi="Times New Roman" w:cs="Times New Roman"/>
         </w:rPr>
       </w:pPr>
-      <w:proofErr w:type="spellStart"/>
-      <w:r>
-        <w:rPr>
-          <w:rFonts w:ascii="Times New Roman" w:hAnsi="Times New Roman" w:cs="Times New Roman"/>
-        </w:rPr>
-        <w:t>password_pattern</w:t>
-      </w:r>
-      <w:proofErr w:type="spellEnd"/>
-      <w:r>
-        <w:rPr>
-          <w:rFonts w:ascii="Times New Roman" w:hAnsi="Times New Roman" w:cs="Times New Roman"/>
-        </w:rPr>
-        <w:t xml:space="preserve"> = r'^(?=.*[A-Z])(?=.*[a-z])(?=.*\d)(?=.*[@$!%*?&amp;])[A-Za-z\d@$!%*?&amp;]{8,12}$'</w:t>
-      </w:r>
-    </w:p>
-    <w:p>
-      <w:pPr>
-        <w:rPr>
-          <w:rFonts w:ascii="Times New Roman" w:hAnsi="Times New Roman" w:cs="Times New Roman"/>
-        </w:rPr>
-      </w:pPr>
-      <w:proofErr w:type="spellStart"/>
-      <w:r>
-        <w:rPr>
-          <w:rFonts w:ascii="Times New Roman" w:hAnsi="Times New Roman" w:cs="Times New Roman"/>
-        </w:rPr>
-        <w:t>password_valid</w:t>
-      </w:r>
-      <w:proofErr w:type="spellEnd"/>
-      <w:r>
-        <w:rPr>
-          <w:rFonts w:ascii="Times New Roman" w:hAnsi="Times New Roman" w:cs="Times New Roman"/>
-        </w:rPr>
-        <w:t xml:space="preserve"> = </w:t>
-      </w:r>
-      <w:proofErr w:type="spellStart"/>
-      <w:r>
-        <w:rPr>
-          <w:rFonts w:ascii="Times New Roman" w:hAnsi="Times New Roman" w:cs="Times New Roman"/>
-        </w:rPr>
-        <w:t>re.match</w:t>
-      </w:r>
-      <w:proofErr w:type="spellEnd"/>
-      <w:r>
-        <w:rPr>
-          <w:rFonts w:ascii="Times New Roman" w:hAnsi="Times New Roman" w:cs="Times New Roman"/>
-        </w:rPr>
-        <w:t>(</w:t>
-      </w:r>
-      <w:proofErr w:type="spellStart"/>
-      <w:r>
-        <w:rPr>
-          <w:rFonts w:ascii="Times New Roman" w:hAnsi="Times New Roman" w:cs="Times New Roman"/>
-        </w:rPr>
-        <w:t>password_pattern</w:t>
-      </w:r>
-      <w:proofErr w:type="spellEnd"/>
-      <w:r>
-        <w:rPr>
-          <w:rFonts w:ascii="Times New Roman" w:hAnsi="Times New Roman" w:cs="Times New Roman"/>
-        </w:rPr>
-        <w:t>, password)</w:t>
+      <w:r>
+        <w:rPr>
+          <w:rFonts w:ascii="Times New Roman" w:hAnsi="Times New Roman" w:cs="Times New Roman"/>
+        </w:rPr>
+        <w:t>password_pattern = r'^(?=.*[A-Z])(?=.*[a-z])(?=.*\d)(?=.*[@$!%*?&amp;])[A-Za-z\d@$!%*?&amp;]{8,12}$'</w:t>
+      </w:r>
+    </w:p>
+    <w:p>
+      <w:pPr>
+        <w:rPr>
+          <w:rFonts w:ascii="Times New Roman" w:hAnsi="Times New Roman" w:cs="Times New Roman"/>
+        </w:rPr>
+      </w:pPr>
+      <w:r>
+        <w:rPr>
+          <w:rFonts w:ascii="Times New Roman" w:hAnsi="Times New Roman" w:cs="Times New Roman"/>
+        </w:rPr>
+        <w:t>password_valid = re.match(password_pattern, password)</w:t>
       </w:r>
     </w:p>
     <w:p>
@@ -513,34 +411,20 @@
         <w:rPr>
           <w:rFonts w:ascii="Times New Roman" w:hAnsi="Times New Roman" w:cs="Times New Roman"/>
         </w:rPr>
-        <w:t xml:space="preserve">if </w:t>
-      </w:r>
-      <w:proofErr w:type="spellStart"/>
-      <w:r>
-        <w:rPr>
-          <w:rFonts w:ascii="Times New Roman" w:hAnsi="Times New Roman" w:cs="Times New Roman"/>
-        </w:rPr>
-        <w:t>email_valid</w:t>
-      </w:r>
-      <w:proofErr w:type="spellEnd"/>
-      <w:r>
-        <w:rPr>
-          <w:rFonts w:ascii="Times New Roman" w:hAnsi="Times New Roman" w:cs="Times New Roman"/>
-        </w:rPr>
-        <w:t>:</w:t>
-      </w:r>
-    </w:p>
-    <w:p>
-      <w:pPr>
-        <w:rPr>
-          <w:rFonts w:ascii="Times New Roman" w:hAnsi="Times New Roman" w:cs="Times New Roman"/>
-        </w:rPr>
-      </w:pPr>
-      <w:r>
-        <w:rPr>
-          <w:rFonts w:ascii="Times New Roman" w:hAnsi="Times New Roman" w:cs="Times New Roman"/>
-        </w:rPr>
         <w:lastRenderedPageBreak/>
+        <w:t>if email_valid:</w:t>
+      </w:r>
+    </w:p>
+    <w:p>
+      <w:pPr>
+        <w:rPr>
+          <w:rFonts w:ascii="Times New Roman" w:hAnsi="Times New Roman" w:cs="Times New Roman"/>
+        </w:rPr>
+      </w:pPr>
+      <w:r>
+        <w:rPr>
+          <w:rFonts w:ascii="Times New Roman" w:hAnsi="Times New Roman" w:cs="Times New Roman"/>
+        </w:rPr>
         <w:t xml:space="preserve">    print("</w:t>
       </w:r>
       <w:r>
@@ -611,21 +495,7 @@
         <w:rPr>
           <w:rFonts w:ascii="Times New Roman" w:hAnsi="Times New Roman" w:cs="Times New Roman"/>
         </w:rPr>
-        <w:t xml:space="preserve">if </w:t>
-      </w:r>
-      <w:proofErr w:type="spellStart"/>
-      <w:r>
-        <w:rPr>
-          <w:rFonts w:ascii="Times New Roman" w:hAnsi="Times New Roman" w:cs="Times New Roman"/>
-        </w:rPr>
-        <w:t>password_valid</w:t>
-      </w:r>
-      <w:proofErr w:type="spellEnd"/>
-      <w:r>
-        <w:rPr>
-          <w:rFonts w:ascii="Times New Roman" w:hAnsi="Times New Roman" w:cs="Times New Roman"/>
-        </w:rPr>
-        <w:t>:</w:t>
+        <w:t>if password_valid:</w:t>
       </w:r>
     </w:p>
     <w:p>
@@ -701,6 +571,7 @@
       <w:r>
         <w:rPr>
           <w:rFonts w:ascii="Times New Roman" w:hAnsi="Times New Roman" w:cs="Times New Roman"/>
+          <w:noProof/>
           <w:lang w:val="en-US"/>
         </w:rPr>
         <w:drawing>

--- a/Assignment 10/Pattern Matching.docx
+++ b/Assignment 10/Pattern Matching.docx
@@ -19,16 +19,14 @@
         </w:rPr>
         <w:t>Pattern Matching</w:t>
       </w:r>
-    </w:p>
-    <w:p>
-      <w:pPr>
-        <w:jc w:val="center"/>
+      <w:r>
         <w:rPr>
           <w:rFonts w:ascii="Times New Roman" w:hAnsi="Times New Roman" w:cs="Times New Roman"/>
           <w:sz w:val="32"/>
           <w:szCs w:val="32"/>
         </w:rPr>
-      </w:pPr>
+        <w:t xml:space="preserve"> </w:t>
+      </w:r>
       <w:r>
         <w:rPr>
           <w:rFonts w:ascii="Times New Roman" w:hAnsi="Times New Roman" w:cs="Times New Roman"/>
@@ -168,7 +166,21 @@
         <w:rPr>
           <w:rFonts w:ascii="Times New Roman" w:hAnsi="Times New Roman" w:cs="Times New Roman"/>
         </w:rPr>
-        <w:t>This Python program validates an email and password using regular expressions from the re module. The user is prompted to input an email and password, which are then checked against specific patterns. The email pattern ensures lowercase letters, digits, and valid symbols, followed by a proper domain format. The password pattern enforces security rules such as length between 8 to 12 characters, and inclusion of uppercase letters, lowercase letters, digits, and special characters. The re.match() function is used to compare inputs with patterns. Based on validation results, appropriate messages are displayed, demonstrating input validation and basic security checks.</w:t>
+        <w:t xml:space="preserve">This Python program validates an email and password using regular expressions from the re module. The user is prompted to input an email and password, which are then checked against specific patterns. The email pattern ensures lowercase letters, digits, and valid symbols, followed by a proper domain format. The password pattern enforces security rules such as length between 8 to 12 characters, and inclusion of uppercase letters, lowercase letters, digits, and special characters. The </w:t>
+      </w:r>
+      <w:proofErr w:type="gramStart"/>
+      <w:r>
+        <w:rPr>
+          <w:rFonts w:ascii="Times New Roman" w:hAnsi="Times New Roman" w:cs="Times New Roman"/>
+        </w:rPr>
+        <w:t>re.match</w:t>
+      </w:r>
+      <w:proofErr w:type="gramEnd"/>
+      <w:r>
+        <w:rPr>
+          <w:rFonts w:ascii="Times New Roman" w:hAnsi="Times New Roman" w:cs="Times New Roman"/>
+        </w:rPr>
+        <w:t>() function is used to compare inputs with patterns. Based on validation results, appropriate messages are displayed, demonstrating input validation and basic security checks.</w:t>
       </w:r>
     </w:p>
     <w:p/>
@@ -227,7 +239,21 @@
         <w:rPr>
           <w:rFonts w:ascii="Times New Roman" w:hAnsi="Times New Roman" w:cs="Times New Roman"/>
         </w:rPr>
-        <w:t>email = input("Enter E-mail: ")</w:t>
+        <w:t xml:space="preserve">email = </w:t>
+      </w:r>
+      <w:proofErr w:type="gramStart"/>
+      <w:r>
+        <w:rPr>
+          <w:rFonts w:ascii="Times New Roman" w:hAnsi="Times New Roman" w:cs="Times New Roman"/>
+        </w:rPr>
+        <w:t>input(</w:t>
+      </w:r>
+      <w:proofErr w:type="gramEnd"/>
+      <w:r>
+        <w:rPr>
+          <w:rFonts w:ascii="Times New Roman" w:hAnsi="Times New Roman" w:cs="Times New Roman"/>
+        </w:rPr>
+        <w:t>"Enter E-mail: ")</w:t>
       </w:r>
     </w:p>
     <w:p>
@@ -260,7 +286,21 @@
         <w:rPr>
           <w:rFonts w:ascii="Times New Roman" w:hAnsi="Times New Roman" w:cs="Times New Roman"/>
         </w:rPr>
-        <w:t>password = input("Enter Password: ")</w:t>
+        <w:t xml:space="preserve">password = </w:t>
+      </w:r>
+      <w:proofErr w:type="gramStart"/>
+      <w:r>
+        <w:rPr>
+          <w:rFonts w:ascii="Times New Roman" w:hAnsi="Times New Roman" w:cs="Times New Roman"/>
+        </w:rPr>
+        <w:t>input(</w:t>
+      </w:r>
+      <w:proofErr w:type="gramEnd"/>
+      <w:r>
+        <w:rPr>
+          <w:rFonts w:ascii="Times New Roman" w:hAnsi="Times New Roman" w:cs="Times New Roman"/>
+        </w:rPr>
+        <w:t>"Enter Password: ")</w:t>
       </w:r>
     </w:p>
     <w:p>
@@ -293,20 +333,104 @@
         <w:rPr>
           <w:rFonts w:ascii="Times New Roman" w:hAnsi="Times New Roman" w:cs="Times New Roman"/>
         </w:rPr>
-        <w:t>email_pattern = r'^[a-z0-9._%+-]+@[a-z0-9.-]+\.[a-z]{2,}$'</w:t>
-      </w:r>
-    </w:p>
-    <w:p>
-      <w:pPr>
-        <w:rPr>
-          <w:rFonts w:ascii="Times New Roman" w:hAnsi="Times New Roman" w:cs="Times New Roman"/>
-        </w:rPr>
-      </w:pPr>
-      <w:r>
-        <w:rPr>
-          <w:rFonts w:ascii="Times New Roman" w:hAnsi="Times New Roman" w:cs="Times New Roman"/>
-        </w:rPr>
-        <w:t>email_valid = re.match(email_pattern, email)</w:t>
+        <w:t>email_pattern = r'^[a-z0-</w:t>
+      </w:r>
+      <w:proofErr w:type="gramStart"/>
+      <w:r>
+        <w:rPr>
+          <w:rFonts w:ascii="Times New Roman" w:hAnsi="Times New Roman" w:cs="Times New Roman"/>
+        </w:rPr>
+        <w:t>9._</w:t>
+      </w:r>
+      <w:proofErr w:type="gramEnd"/>
+      <w:r>
+        <w:rPr>
+          <w:rFonts w:ascii="Times New Roman" w:hAnsi="Times New Roman" w:cs="Times New Roman"/>
+        </w:rPr>
+        <w:t>%+</w:t>
+      </w:r>
+      <w:proofErr w:type="gramStart"/>
+      <w:r>
+        <w:rPr>
+          <w:rFonts w:ascii="Times New Roman" w:hAnsi="Times New Roman" w:cs="Times New Roman"/>
+        </w:rPr>
+        <w:t>-]+</w:t>
+      </w:r>
+      <w:proofErr w:type="gramEnd"/>
+      <w:r>
+        <w:rPr>
+          <w:rFonts w:ascii="Times New Roman" w:hAnsi="Times New Roman" w:cs="Times New Roman"/>
+        </w:rPr>
+        <w:t>@[a-z0-9.</w:t>
+      </w:r>
+      <w:proofErr w:type="gramStart"/>
+      <w:r>
+        <w:rPr>
+          <w:rFonts w:ascii="Times New Roman" w:hAnsi="Times New Roman" w:cs="Times New Roman"/>
+        </w:rPr>
+        <w:t>-]+\.[</w:t>
+      </w:r>
+      <w:proofErr w:type="gramEnd"/>
+      <w:r>
+        <w:rPr>
+          <w:rFonts w:ascii="Times New Roman" w:hAnsi="Times New Roman" w:cs="Times New Roman"/>
+        </w:rPr>
+        <w:t>a-</w:t>
+      </w:r>
+      <w:proofErr w:type="gramStart"/>
+      <w:r>
+        <w:rPr>
+          <w:rFonts w:ascii="Times New Roman" w:hAnsi="Times New Roman" w:cs="Times New Roman"/>
+        </w:rPr>
+        <w:t>z]{</w:t>
+      </w:r>
+      <w:proofErr w:type="gramEnd"/>
+      <w:r>
+        <w:rPr>
+          <w:rFonts w:ascii="Times New Roman" w:hAnsi="Times New Roman" w:cs="Times New Roman"/>
+        </w:rPr>
+        <w:t>2</w:t>
+      </w:r>
+      <w:proofErr w:type="gramStart"/>
+      <w:r>
+        <w:rPr>
+          <w:rFonts w:ascii="Times New Roman" w:hAnsi="Times New Roman" w:cs="Times New Roman"/>
+        </w:rPr>
+        <w:t>,}$</w:t>
+      </w:r>
+      <w:proofErr w:type="gramEnd"/>
+      <w:r>
+        <w:rPr>
+          <w:rFonts w:ascii="Times New Roman" w:hAnsi="Times New Roman" w:cs="Times New Roman"/>
+        </w:rPr>
+        <w:t>'</w:t>
+      </w:r>
+    </w:p>
+    <w:p>
+      <w:pPr>
+        <w:rPr>
+          <w:rFonts w:ascii="Times New Roman" w:hAnsi="Times New Roman" w:cs="Times New Roman"/>
+        </w:rPr>
+      </w:pPr>
+      <w:r>
+        <w:rPr>
+          <w:rFonts w:ascii="Times New Roman" w:hAnsi="Times New Roman" w:cs="Times New Roman"/>
+        </w:rPr>
+        <w:t xml:space="preserve">email_valid = </w:t>
+      </w:r>
+      <w:proofErr w:type="gramStart"/>
+      <w:r>
+        <w:rPr>
+          <w:rFonts w:ascii="Times New Roman" w:hAnsi="Times New Roman" w:cs="Times New Roman"/>
+        </w:rPr>
+        <w:t>re.match</w:t>
+      </w:r>
+      <w:proofErr w:type="gramEnd"/>
+      <w:r>
+        <w:rPr>
+          <w:rFonts w:ascii="Times New Roman" w:hAnsi="Times New Roman" w:cs="Times New Roman"/>
+        </w:rPr>
+        <w:t>(email_pattern, email)</w:t>
       </w:r>
     </w:p>
     <w:p>
@@ -365,20 +489,174 @@
         <w:rPr>
           <w:rFonts w:ascii="Times New Roman" w:hAnsi="Times New Roman" w:cs="Times New Roman"/>
         </w:rPr>
-        <w:t>password_pattern = r'^(?=.*[A-Z])(?=.*[a-z])(?=.*\d)(?=.*[@$!%*?&amp;])[A-Za-z\d@$!%*?&amp;]{8,12}$'</w:t>
-      </w:r>
-    </w:p>
-    <w:p>
-      <w:pPr>
-        <w:rPr>
-          <w:rFonts w:ascii="Times New Roman" w:hAnsi="Times New Roman" w:cs="Times New Roman"/>
-        </w:rPr>
-      </w:pPr>
-      <w:r>
-        <w:rPr>
-          <w:rFonts w:ascii="Times New Roman" w:hAnsi="Times New Roman" w:cs="Times New Roman"/>
-        </w:rPr>
-        <w:t>password_valid = re.match(password_pattern, password)</w:t>
+        <w:t>password_pattern = r'^</w:t>
+      </w:r>
+      <w:proofErr w:type="gramStart"/>
+      <w:r>
+        <w:rPr>
+          <w:rFonts w:ascii="Times New Roman" w:hAnsi="Times New Roman" w:cs="Times New Roman"/>
+        </w:rPr>
+        <w:t>(?=</w:t>
+      </w:r>
+      <w:proofErr w:type="gramEnd"/>
+      <w:r>
+        <w:rPr>
+          <w:rFonts w:ascii="Times New Roman" w:hAnsi="Times New Roman" w:cs="Times New Roman"/>
+        </w:rPr>
+        <w:t>.*[A-Z</w:t>
+      </w:r>
+      <w:proofErr w:type="gramStart"/>
+      <w:r>
+        <w:rPr>
+          <w:rFonts w:ascii="Times New Roman" w:hAnsi="Times New Roman" w:cs="Times New Roman"/>
+        </w:rPr>
+        <w:t>])(</w:t>
+      </w:r>
+      <w:proofErr w:type="gramEnd"/>
+      <w:r>
+        <w:rPr>
+          <w:rFonts w:ascii="Times New Roman" w:hAnsi="Times New Roman" w:cs="Times New Roman"/>
+        </w:rPr>
+        <w:t>?</w:t>
+      </w:r>
+      <w:proofErr w:type="gramStart"/>
+      <w:r>
+        <w:rPr>
+          <w:rFonts w:ascii="Times New Roman" w:hAnsi="Times New Roman" w:cs="Times New Roman"/>
+        </w:rPr>
+        <w:t>=.*</w:t>
+      </w:r>
+      <w:proofErr w:type="gramEnd"/>
+      <w:r>
+        <w:rPr>
+          <w:rFonts w:ascii="Times New Roman" w:hAnsi="Times New Roman" w:cs="Times New Roman"/>
+        </w:rPr>
+        <w:t>[a-z</w:t>
+      </w:r>
+      <w:proofErr w:type="gramStart"/>
+      <w:r>
+        <w:rPr>
+          <w:rFonts w:ascii="Times New Roman" w:hAnsi="Times New Roman" w:cs="Times New Roman"/>
+        </w:rPr>
+        <w:t>])(</w:t>
+      </w:r>
+      <w:proofErr w:type="gramEnd"/>
+      <w:r>
+        <w:rPr>
+          <w:rFonts w:ascii="Times New Roman" w:hAnsi="Times New Roman" w:cs="Times New Roman"/>
+        </w:rPr>
+        <w:t>?</w:t>
+      </w:r>
+      <w:proofErr w:type="gramStart"/>
+      <w:r>
+        <w:rPr>
+          <w:rFonts w:ascii="Times New Roman" w:hAnsi="Times New Roman" w:cs="Times New Roman"/>
+        </w:rPr>
+        <w:t>=.*</w:t>
+      </w:r>
+      <w:proofErr w:type="gramEnd"/>
+      <w:r>
+        <w:rPr>
+          <w:rFonts w:ascii="Times New Roman" w:hAnsi="Times New Roman" w:cs="Times New Roman"/>
+        </w:rPr>
+        <w:t>\</w:t>
+      </w:r>
+      <w:proofErr w:type="gramStart"/>
+      <w:r>
+        <w:rPr>
+          <w:rFonts w:ascii="Times New Roman" w:hAnsi="Times New Roman" w:cs="Times New Roman"/>
+        </w:rPr>
+        <w:t>d)(</w:t>
+      </w:r>
+      <w:proofErr w:type="gramEnd"/>
+      <w:r>
+        <w:rPr>
+          <w:rFonts w:ascii="Times New Roman" w:hAnsi="Times New Roman" w:cs="Times New Roman"/>
+        </w:rPr>
+        <w:t>?</w:t>
+      </w:r>
+      <w:proofErr w:type="gramStart"/>
+      <w:r>
+        <w:rPr>
+          <w:rFonts w:ascii="Times New Roman" w:hAnsi="Times New Roman" w:cs="Times New Roman"/>
+        </w:rPr>
+        <w:t>=.*</w:t>
+      </w:r>
+      <w:proofErr w:type="gramEnd"/>
+      <w:r>
+        <w:rPr>
+          <w:rFonts w:ascii="Times New Roman" w:hAnsi="Times New Roman" w:cs="Times New Roman"/>
+        </w:rPr>
+        <w:t>[@</w:t>
+      </w:r>
+      <w:proofErr w:type="gramStart"/>
+      <w:r>
+        <w:rPr>
+          <w:rFonts w:ascii="Times New Roman" w:hAnsi="Times New Roman" w:cs="Times New Roman"/>
+        </w:rPr>
+        <w:t>$!%*?&amp;])[</w:t>
+      </w:r>
+      <w:proofErr w:type="gramEnd"/>
+      <w:r>
+        <w:rPr>
+          <w:rFonts w:ascii="Times New Roman" w:hAnsi="Times New Roman" w:cs="Times New Roman"/>
+        </w:rPr>
+        <w:t>A-Za-z\d@</w:t>
+      </w:r>
+      <w:proofErr w:type="gramStart"/>
+      <w:r>
+        <w:rPr>
+          <w:rFonts w:ascii="Times New Roman" w:hAnsi="Times New Roman" w:cs="Times New Roman"/>
+        </w:rPr>
+        <w:t>$!%*?&amp;]{</w:t>
+      </w:r>
+      <w:proofErr w:type="gramEnd"/>
+      <w:r>
+        <w:rPr>
+          <w:rFonts w:ascii="Times New Roman" w:hAnsi="Times New Roman" w:cs="Times New Roman"/>
+        </w:rPr>
+        <w:t>8,</w:t>
+      </w:r>
+      <w:proofErr w:type="gramStart"/>
+      <w:r>
+        <w:rPr>
+          <w:rFonts w:ascii="Times New Roman" w:hAnsi="Times New Roman" w:cs="Times New Roman"/>
+        </w:rPr>
+        <w:t>12}$</w:t>
+      </w:r>
+      <w:proofErr w:type="gramEnd"/>
+      <w:r>
+        <w:rPr>
+          <w:rFonts w:ascii="Times New Roman" w:hAnsi="Times New Roman" w:cs="Times New Roman"/>
+        </w:rPr>
+        <w:t>'</w:t>
+      </w:r>
+    </w:p>
+    <w:p>
+      <w:pPr>
+        <w:rPr>
+          <w:rFonts w:ascii="Times New Roman" w:hAnsi="Times New Roman" w:cs="Times New Roman"/>
+        </w:rPr>
+      </w:pPr>
+      <w:r>
+        <w:rPr>
+          <w:rFonts w:ascii="Times New Roman" w:hAnsi="Times New Roman" w:cs="Times New Roman"/>
+        </w:rPr>
+        <w:t xml:space="preserve">password_valid = </w:t>
+      </w:r>
+      <w:proofErr w:type="gramStart"/>
+      <w:r>
+        <w:rPr>
+          <w:rFonts w:ascii="Times New Roman" w:hAnsi="Times New Roman" w:cs="Times New Roman"/>
+        </w:rPr>
+        <w:t>re.match</w:t>
+      </w:r>
+      <w:proofErr w:type="gramEnd"/>
+      <w:r>
+        <w:rPr>
+          <w:rFonts w:ascii="Times New Roman" w:hAnsi="Times New Roman" w:cs="Times New Roman"/>
+        </w:rPr>
+        <w:t>(password_pattern, password)</w:t>
       </w:r>
     </w:p>
     <w:p>
@@ -411,21 +689,35 @@
         <w:rPr>
           <w:rFonts w:ascii="Times New Roman" w:hAnsi="Times New Roman" w:cs="Times New Roman"/>
         </w:rPr>
+        <w:t>if email_valid:</w:t>
+      </w:r>
+    </w:p>
+    <w:p>
+      <w:pPr>
+        <w:rPr>
+          <w:rFonts w:ascii="Times New Roman" w:hAnsi="Times New Roman" w:cs="Times New Roman"/>
+        </w:rPr>
+      </w:pPr>
+      <w:r>
+        <w:rPr>
+          <w:rFonts w:ascii="Times New Roman" w:hAnsi="Times New Roman" w:cs="Times New Roman"/>
+        </w:rPr>
         <w:lastRenderedPageBreak/>
-        <w:t>if email_valid:</w:t>
-      </w:r>
-    </w:p>
-    <w:p>
-      <w:pPr>
-        <w:rPr>
-          <w:rFonts w:ascii="Times New Roman" w:hAnsi="Times New Roman" w:cs="Times New Roman"/>
-        </w:rPr>
-      </w:pPr>
-      <w:r>
-        <w:rPr>
-          <w:rFonts w:ascii="Times New Roman" w:hAnsi="Times New Roman" w:cs="Times New Roman"/>
-        </w:rPr>
-        <w:t xml:space="preserve">    print("</w:t>
+        <w:t xml:space="preserve">    </w:t>
+      </w:r>
+      <w:proofErr w:type="gramStart"/>
+      <w:r>
+        <w:rPr>
+          <w:rFonts w:ascii="Times New Roman" w:hAnsi="Times New Roman" w:cs="Times New Roman"/>
+        </w:rPr>
+        <w:t>print(</w:t>
+      </w:r>
+      <w:proofErr w:type="gramEnd"/>
+      <w:r>
+        <w:rPr>
+          <w:rFonts w:ascii="Times New Roman" w:hAnsi="Times New Roman" w:cs="Times New Roman"/>
+        </w:rPr>
+        <w:t>"</w:t>
       </w:r>
       <w:r>
         <w:rPr>
@@ -463,7 +755,21 @@
         <w:rPr>
           <w:rFonts w:ascii="Times New Roman" w:hAnsi="Times New Roman" w:cs="Times New Roman"/>
         </w:rPr>
-        <w:t xml:space="preserve">    print("</w:t>
+        <w:t xml:space="preserve">    </w:t>
+      </w:r>
+      <w:proofErr w:type="gramStart"/>
+      <w:r>
+        <w:rPr>
+          <w:rFonts w:ascii="Times New Roman" w:hAnsi="Times New Roman" w:cs="Times New Roman"/>
+        </w:rPr>
+        <w:t>print(</w:t>
+      </w:r>
+      <w:proofErr w:type="gramEnd"/>
+      <w:r>
+        <w:rPr>
+          <w:rFonts w:ascii="Times New Roman" w:hAnsi="Times New Roman" w:cs="Times New Roman"/>
+        </w:rPr>
+        <w:t>"</w:t>
       </w:r>
       <w:r>
         <w:rPr>
@@ -508,7 +814,21 @@
         <w:rPr>
           <w:rFonts w:ascii="Times New Roman" w:hAnsi="Times New Roman" w:cs="Times New Roman"/>
         </w:rPr>
-        <w:t xml:space="preserve">    print("</w:t>
+        <w:t xml:space="preserve">    </w:t>
+      </w:r>
+      <w:proofErr w:type="gramStart"/>
+      <w:r>
+        <w:rPr>
+          <w:rFonts w:ascii="Times New Roman" w:hAnsi="Times New Roman" w:cs="Times New Roman"/>
+        </w:rPr>
+        <w:t>print(</w:t>
+      </w:r>
+      <w:proofErr w:type="gramEnd"/>
+      <w:r>
+        <w:rPr>
+          <w:rFonts w:ascii="Times New Roman" w:hAnsi="Times New Roman" w:cs="Times New Roman"/>
+        </w:rPr>
+        <w:t>"</w:t>
       </w:r>
       <w:r>
         <w:rPr>
@@ -546,7 +866,21 @@
         <w:rPr>
           <w:rFonts w:ascii="Times New Roman" w:hAnsi="Times New Roman" w:cs="Times New Roman"/>
         </w:rPr>
-        <w:t xml:space="preserve">    print("</w:t>
+        <w:t xml:space="preserve">    </w:t>
+      </w:r>
+      <w:proofErr w:type="gramStart"/>
+      <w:r>
+        <w:rPr>
+          <w:rFonts w:ascii="Times New Roman" w:hAnsi="Times New Roman" w:cs="Times New Roman"/>
+        </w:rPr>
+        <w:t>print(</w:t>
+      </w:r>
+      <w:proofErr w:type="gramEnd"/>
+      <w:r>
+        <w:rPr>
+          <w:rFonts w:ascii="Times New Roman" w:hAnsi="Times New Roman" w:cs="Times New Roman"/>
+        </w:rPr>
+        <w:t>"</w:t>
       </w:r>
       <w:r>
         <w:rPr>
